--- a/portal/public/downloads/ADVANCED-CAPABILITY-AND-TRAINER-SKILLS-GUIDE-v2-PUBLIC-KIT.docx
+++ b/portal/public/downloads/ADVANCED-CAPABILITY-AND-TRAINER-SKILLS-GUIDE-v2-PUBLIC-KIT.docx
@@ -105,7 +105,7 @@
                 <w:color w:val="173428"/>
                 <w:sz w:val="18"/>
               </w:rPr>
-              <w:t>Start with the protected public v1.1.0 release. Verify it. Then point tools at the separately approved work project.</w:t>
+              <w:t>Start with the protected public v1.2.0 release. Verify it. Then point tools at the separately approved work project.</w:t>
             </w:r>
           </w:p>
         </w:tc>
@@ -274,7 +274,7 @@
                 <w:color w:val="173428"/>
                 <w:sz w:val="17"/>
               </w:rPr>
-              <w:t>Version, manifest and hashes match v1.1.0.</w:t>
+              <w:t>Version, manifest and hashes match v1.2.0.</w:t>
             </w:r>
           </w:p>
         </w:tc>
@@ -1812,7 +1812,7 @@
           <w:color w:val="173428"/>
           <w:sz w:val="19"/>
         </w:rPr>
-        <w:t>[  ]  Public v1.1.0 release hashes and metadata validate.</w:t>
+        <w:t>[  ]  Public v1.2.0 release hashes and metadata validate.</w:t>
       </w:r>
     </w:p>
     <w:p>
@@ -1961,7 +1961,7 @@
           <w:color w:val="2D713D"/>
           <w:sz w:val="18"/>
         </w:rPr>
-        <w:t>Protected release: https://github.com/kairali-digital/ai-human-workspace/releases/tag/v1.1.0</w:t>
+        <w:t>Protected release: https://github.com/kairali-digital/ai-human-workspace/releases/tag/v1.2.0</w:t>
       </w:r>
     </w:p>
     <w:sectPr>
@@ -1991,7 +1991,7 @@
         <w:color w:val="5D7469"/>
         <w:sz w:val="16"/>
       </w:rPr>
-      <w:t>Stay-back advanced clinic  ·  v1.1.0</w:t>
+      <w:t>Stay-back advanced clinic  ·  v1.2.0</w:t>
     </w:r>
   </w:p>
 </w:ftr>
